--- a/tests/referentni/vjezba_1/stilovi_podebljano.docx
+++ b/tests/referentni/vjezba_1/stilovi_podebljano.docx
@@ -109,6 +109,7 @@
       </w:r>
     </w:p>
     <w:sectPr>
+      <w:footerReference w:type="default" r:id="rId9"/>
       <w:pgSz w:w="11906" w:h="16838"/>
       <w:pgMar w:top="1361" w:right="1531" w:bottom="1644" w:left="1474" w:header="720" w:footer="720" w:gutter="0"/>
       <w:cols w:space="720"/>
@@ -116,6 +117,32 @@
     </w:sectPr>
   </w:body>
 </w:document>
+</file>
+
+<file path=word/footer1.xml><?xml version="1.0" encoding="utf-8"?>
+<w:ftr xmlns:m="http://schemas.openxmlformats.org/officeDocument/2006/math" xmlns:mc="http://schemas.openxmlformats.org/markup-compatibility/2006" xmlns:mo="http://schemas.microsoft.com/office/mac/office/2008/main" xmlns:mv="urn:schemas-microsoft-com:mac:vml" xmlns:o="urn:schemas-microsoft-com:office:office" xmlns:r="http://schemas.openxmlformats.org/officeDocument/2006/relationships" xmlns:v="urn:schemas-microsoft-com:vml" xmlns:w10="urn:schemas-microsoft-com:office:word" xmlns:w14="http://schemas.microsoft.com/office/word/2010/wordml" xmlns:w="http://schemas.openxmlformats.org/wordprocessingml/2006/main" xmlns:wne="http://schemas.microsoft.com/office/word/2006/wordml" xmlns:wp14="http://schemas.microsoft.com/office/word/2010/wordprocessingDrawing" xmlns:wp="http://schemas.openxmlformats.org/drawingml/2006/wordprocessingDrawing" xmlns:wpc="http://schemas.microsoft.com/office/word/2010/wordprocessingCanvas" xmlns:wpg="http://schemas.microsoft.com/office/word/2010/wordprocessingGroup" xmlns:wpi="http://schemas.microsoft.com/office/word/2010/wordprocessingInk" xmlns:wps="http://schemas.microsoft.com/office/word/2010/wordprocessingShape" mc:Ignorable="w14 wp14">
+  <w:p>
+    <w:pPr>
+      <w:pStyle w:val="Footer"/>
+      <w:jc w:val="center"/>
+    </w:pPr>
+    <w:r>
+      <w:fldChar w:fldCharType="begin"/>
+    </w:r>
+    <w:r>
+      <w:instrText xml:space="preserve"> PAGE   \* MERGEFORMAT </w:instrText>
+    </w:r>
+    <w:r>
+      <w:fldChar w:fldCharType="separate"/>
+    </w:r>
+    <w:r>
+      <w:t>2</w:t>
+    </w:r>
+    <w:r>
+      <w:fldChar w:fldCharType="end"/>
+    </w:r>
+  </w:p>
+</w:ftr>
 </file>
 
 <file path=word/numbering.xml><?xml version="1.0" encoding="utf-8"?>
@@ -546,6 +573,10 @@
       </w:tabs>
       <w:spacing w:after="0" w:line="240" w:lineRule="auto"/>
     </w:pPr>
+    <w:rPr>
+      <w:rFonts w:ascii="Calibri" w:hAnsi="Calibri"/>
+      <w:sz w:val="20"/>
+    </w:rPr>
   </w:style>
   <w:style w:type="character" w:customStyle="1" w:styleId="FooterChar">
     <w:name w:val="Footer Char"/>

--- a/tests/referentni/vjezba_1/stilovi_podebljano.docx
+++ b/tests/referentni/vjezba_1/stilovi_podebljano.docx
@@ -111,7 +111,7 @@
     <w:sectPr>
       <w:footerReference w:type="default" r:id="rId9"/>
       <w:pgSz w:w="11906" w:h="16838"/>
-      <w:pgMar w:top="1361" w:right="1531" w:bottom="1644" w:left="1474" w:header="720" w:footer="720" w:gutter="0"/>
+      <w:pgMar w:top="1417" w:right="1417" w:bottom="1417" w:left="1701" w:header="720" w:footer="720" w:gutter="0"/>
       <w:cols w:space="720"/>
       <w:docGrid w:linePitch="360"/>
     </w:sectPr>
